--- a/SQL_DCL_Abdulaziz_Sharifov_HW_Task4.docx
+++ b/SQL_DCL_Abdulaziz_Sharifov_HW_Task4.docx
@@ -20,25 +20,163 @@
     <w:p>
       <w:pPr>
         <w:ind w:left="720"/>
-      </w:pPr>
-      <w:r>
-        <w:t xml:space="preserve">Column-level privileges (e.g., GRANT </w:t>
-      </w:r>
-      <w:proofErr w:type="gramStart"/>
-      <w:r>
-        <w:t>SELECT(</w:t>
-      </w:r>
-      <w:proofErr w:type="gramEnd"/>
-      <w:r>
-        <w:t>column)).</w:t>
+        <w:rPr>
+          <w:b/>
+          <w:bCs/>
+        </w:rPr>
+      </w:pPr>
+      <w:r>
+        <w:t>Column-level privileges (e.g., GRANT SELECT(column)).</w:t>
+      </w:r>
+      <w:r>
+        <w:rPr>
+          <w:lang w:val="ru-RU"/>
+        </w:rPr>
+        <w:br/>
+      </w:r>
+      <w:r>
+        <w:rPr>
+          <w:b/>
+          <w:bCs/>
+        </w:rPr>
+        <w:t>GRANT SELECT (</w:t>
+      </w:r>
+      <w:proofErr w:type="spellStart"/>
+      <w:r>
+        <w:rPr>
+          <w:b/>
+          <w:bCs/>
+        </w:rPr>
+        <w:t>first_name</w:t>
+      </w:r>
+      <w:proofErr w:type="spellEnd"/>
+      <w:r>
+        <w:rPr>
+          <w:b/>
+          <w:bCs/>
+        </w:rPr>
+        <w:t xml:space="preserve">, </w:t>
+      </w:r>
+      <w:proofErr w:type="spellStart"/>
+      <w:r>
+        <w:rPr>
+          <w:b/>
+          <w:bCs/>
+        </w:rPr>
+        <w:t>last_name</w:t>
+      </w:r>
+      <w:proofErr w:type="spellEnd"/>
+      <w:r>
+        <w:rPr>
+          <w:b/>
+          <w:bCs/>
+        </w:rPr>
+        <w:t xml:space="preserve">) ON customer TO </w:t>
+      </w:r>
+      <w:proofErr w:type="spellStart"/>
+      <w:r>
+        <w:rPr>
+          <w:b/>
+          <w:bCs/>
+        </w:rPr>
+        <w:t>reporting_role</w:t>
+      </w:r>
+      <w:proofErr w:type="spellEnd"/>
+      <w:r>
+        <w:rPr>
+          <w:b/>
+          <w:bCs/>
+        </w:rPr>
+        <w:t>;</w:t>
       </w:r>
     </w:p>
     <w:p>
       <w:pPr>
         <w:ind w:left="720"/>
+        <w:rPr>
+          <w:b/>
+          <w:bCs/>
+        </w:rPr>
       </w:pPr>
       <w:r>
         <w:t>Views that expose only allowed columns.</w:t>
+      </w:r>
+      <w:r>
+        <w:rPr>
+          <w:lang w:val="ru-RU"/>
+        </w:rPr>
+        <w:br/>
+      </w:r>
+      <w:r>
+        <w:rPr>
+          <w:b/>
+          <w:bCs/>
+        </w:rPr>
+        <w:t xml:space="preserve">CREATE VIEW </w:t>
+      </w:r>
+      <w:proofErr w:type="spellStart"/>
+      <w:r>
+        <w:rPr>
+          <w:b/>
+          <w:bCs/>
+        </w:rPr>
+        <w:t>customer_public</w:t>
+      </w:r>
+      <w:proofErr w:type="spellEnd"/>
+      <w:r>
+        <w:rPr>
+          <w:b/>
+          <w:bCs/>
+        </w:rPr>
+        <w:t xml:space="preserve"> AS</w:t>
+      </w:r>
+    </w:p>
+    <w:p>
+      <w:pPr>
+        <w:ind w:left="720"/>
+        <w:rPr>
+          <w:b/>
+          <w:bCs/>
+        </w:rPr>
+      </w:pPr>
+      <w:r>
+        <w:rPr>
+          <w:b/>
+          <w:bCs/>
+        </w:rPr>
+        <w:t xml:space="preserve">SELECT </w:t>
+      </w:r>
+      <w:proofErr w:type="spellStart"/>
+      <w:r>
+        <w:rPr>
+          <w:b/>
+          <w:bCs/>
+        </w:rPr>
+        <w:t>first_name</w:t>
+      </w:r>
+      <w:proofErr w:type="spellEnd"/>
+      <w:r>
+        <w:rPr>
+          <w:b/>
+          <w:bCs/>
+        </w:rPr>
+        <w:t xml:space="preserve">, </w:t>
+      </w:r>
+      <w:proofErr w:type="spellStart"/>
+      <w:r>
+        <w:rPr>
+          <w:b/>
+          <w:bCs/>
+        </w:rPr>
+        <w:t>last_name</w:t>
+      </w:r>
+      <w:proofErr w:type="spellEnd"/>
+      <w:r>
+        <w:rPr>
+          <w:b/>
+          <w:bCs/>
+        </w:rPr>
+        <w:t xml:space="preserve"> FROM customer;</w:t>
       </w:r>
     </w:p>
     <w:p/>
@@ -115,15 +253,33 @@
       </w:r>
     </w:p>
     <w:p>
-      <w:r>
+      <w:pPr>
+        <w:rPr>
+          <w:b/>
+          <w:bCs/>
+        </w:rPr>
+      </w:pPr>
+      <w:r>
+        <w:rPr>
+          <w:b/>
+          <w:bCs/>
+        </w:rPr>
         <w:t xml:space="preserve">SET ROLE </w:t>
       </w:r>
       <w:proofErr w:type="spellStart"/>
       <w:r>
+        <w:rPr>
+          <w:b/>
+          <w:bCs/>
+        </w:rPr>
         <w:t>target_role</w:t>
       </w:r>
       <w:proofErr w:type="spellEnd"/>
       <w:r>
+        <w:rPr>
+          <w:b/>
+          <w:bCs/>
+        </w:rPr>
         <w:t>;</w:t>
       </w:r>
     </w:p>
@@ -151,10 +307,909 @@
     <w:p>
       <w:pPr>
         <w:ind w:left="720"/>
+        <w:rPr>
+          <w:lang w:val="ru-RU"/>
+        </w:rPr>
       </w:pPr>
       <w:r>
         <w:t>Makes managing permissions easier and more secure.</w:t>
       </w:r>
+    </w:p>
+    <w:p>
+      <w:pPr>
+        <w:tabs>
+          <w:tab w:val="left" w:pos="0"/>
+        </w:tabs>
+        <w:rPr>
+          <w:lang w:val="ru-RU"/>
+        </w:rPr>
+      </w:pPr>
+    </w:p>
+    <w:p>
+      <w:pPr>
+        <w:tabs>
+          <w:tab w:val="left" w:pos="0"/>
+        </w:tabs>
+        <w:rPr>
+          <w:lang w:val="ru-RU"/>
+        </w:rPr>
+      </w:pPr>
+    </w:p>
+    <w:p>
+      <w:pPr>
+        <w:tabs>
+          <w:tab w:val="left" w:pos="0"/>
+        </w:tabs>
+      </w:pPr>
+      <w:r>
+        <w:lastRenderedPageBreak/>
+        <w:t>G</w:t>
+      </w:r>
+      <w:r>
+        <w:t>ive the user role permission</w:t>
+      </w:r>
+    </w:p>
+    <w:p>
+      <w:pPr>
+        <w:tabs>
+          <w:tab w:val="left" w:pos="0"/>
+        </w:tabs>
+        <w:rPr>
+          <w:b/>
+          <w:bCs/>
+        </w:rPr>
+      </w:pPr>
+      <w:r>
+        <w:rPr>
+          <w:b/>
+          <w:bCs/>
+        </w:rPr>
+        <w:t>DO $$</w:t>
+      </w:r>
+    </w:p>
+    <w:p>
+      <w:pPr>
+        <w:tabs>
+          <w:tab w:val="left" w:pos="0"/>
+        </w:tabs>
+        <w:rPr>
+          <w:b/>
+          <w:bCs/>
+        </w:rPr>
+      </w:pPr>
+      <w:r>
+        <w:rPr>
+          <w:b/>
+          <w:bCs/>
+        </w:rPr>
+        <w:t>DECLARE</w:t>
+      </w:r>
+    </w:p>
+    <w:p>
+      <w:pPr>
+        <w:tabs>
+          <w:tab w:val="left" w:pos="0"/>
+        </w:tabs>
+        <w:rPr>
+          <w:b/>
+          <w:bCs/>
+        </w:rPr>
+      </w:pPr>
+      <w:r>
+        <w:rPr>
+          <w:b/>
+          <w:bCs/>
+          <w:lang w:val="ru-RU"/>
+        </w:rPr>
+        <w:tab/>
+      </w:r>
+      <w:proofErr w:type="spellStart"/>
+      <w:r>
+        <w:rPr>
+          <w:b/>
+          <w:bCs/>
+        </w:rPr>
+        <w:t>cust</w:t>
+      </w:r>
+      <w:proofErr w:type="spellEnd"/>
+      <w:r>
+        <w:rPr>
+          <w:b/>
+          <w:bCs/>
+        </w:rPr>
+        <w:t xml:space="preserve"> RECORD;</w:t>
+      </w:r>
+    </w:p>
+    <w:p>
+      <w:pPr>
+        <w:tabs>
+          <w:tab w:val="left" w:pos="0"/>
+        </w:tabs>
+        <w:rPr>
+          <w:b/>
+          <w:bCs/>
+        </w:rPr>
+      </w:pPr>
+      <w:r>
+        <w:rPr>
+          <w:b/>
+          <w:bCs/>
+        </w:rPr>
+        <w:t xml:space="preserve">    </w:t>
+      </w:r>
+      <w:r>
+        <w:rPr>
+          <w:b/>
+          <w:bCs/>
+          <w:lang w:val="ru-RU"/>
+        </w:rPr>
+        <w:tab/>
+      </w:r>
+      <w:proofErr w:type="spellStart"/>
+      <w:r>
+        <w:rPr>
+          <w:b/>
+          <w:bCs/>
+        </w:rPr>
+        <w:t>role_name</w:t>
+      </w:r>
+      <w:proofErr w:type="spellEnd"/>
+      <w:r>
+        <w:rPr>
+          <w:b/>
+          <w:bCs/>
+        </w:rPr>
+        <w:t xml:space="preserve"> text;</w:t>
+      </w:r>
+    </w:p>
+    <w:p>
+      <w:pPr>
+        <w:tabs>
+          <w:tab w:val="left" w:pos="0"/>
+        </w:tabs>
+        <w:rPr>
+          <w:b/>
+          <w:bCs/>
+        </w:rPr>
+      </w:pPr>
+      <w:r>
+        <w:rPr>
+          <w:b/>
+          <w:bCs/>
+        </w:rPr>
+        <w:t>BEGIN</w:t>
+      </w:r>
+    </w:p>
+    <w:p>
+      <w:pPr>
+        <w:tabs>
+          <w:tab w:val="left" w:pos="0"/>
+        </w:tabs>
+        <w:rPr>
+          <w:b/>
+          <w:bCs/>
+        </w:rPr>
+      </w:pPr>
+      <w:r>
+        <w:rPr>
+          <w:b/>
+          <w:bCs/>
+        </w:rPr>
+        <w:t xml:space="preserve">    </w:t>
+      </w:r>
+      <w:r>
+        <w:rPr>
+          <w:b/>
+          <w:bCs/>
+          <w:lang w:val="ru-RU"/>
+        </w:rPr>
+        <w:tab/>
+      </w:r>
+      <w:r>
+        <w:rPr>
+          <w:b/>
+          <w:bCs/>
+        </w:rPr>
+        <w:t xml:space="preserve">SELECT </w:t>
+      </w:r>
+      <w:proofErr w:type="spellStart"/>
+      <w:r>
+        <w:rPr>
+          <w:b/>
+          <w:bCs/>
+        </w:rPr>
+        <w:t>customer_id</w:t>
+      </w:r>
+      <w:proofErr w:type="spellEnd"/>
+      <w:r>
+        <w:rPr>
+          <w:b/>
+          <w:bCs/>
+        </w:rPr>
+        <w:t xml:space="preserve">, </w:t>
+      </w:r>
+      <w:proofErr w:type="spellStart"/>
+      <w:r>
+        <w:rPr>
+          <w:b/>
+          <w:bCs/>
+        </w:rPr>
+        <w:t>first_name</w:t>
+      </w:r>
+      <w:proofErr w:type="spellEnd"/>
+      <w:r>
+        <w:rPr>
+          <w:b/>
+          <w:bCs/>
+        </w:rPr>
+        <w:t xml:space="preserve">, </w:t>
+      </w:r>
+      <w:proofErr w:type="spellStart"/>
+      <w:r>
+        <w:rPr>
+          <w:b/>
+          <w:bCs/>
+        </w:rPr>
+        <w:t>last_name</w:t>
+      </w:r>
+      <w:proofErr w:type="spellEnd"/>
+    </w:p>
+    <w:p>
+      <w:pPr>
+        <w:tabs>
+          <w:tab w:val="left" w:pos="0"/>
+        </w:tabs>
+        <w:rPr>
+          <w:b/>
+          <w:bCs/>
+        </w:rPr>
+      </w:pPr>
+      <w:r>
+        <w:rPr>
+          <w:b/>
+          <w:bCs/>
+        </w:rPr>
+        <w:t xml:space="preserve">    </w:t>
+      </w:r>
+      <w:r>
+        <w:rPr>
+          <w:b/>
+          <w:bCs/>
+          <w:lang w:val="ru-RU"/>
+        </w:rPr>
+        <w:tab/>
+      </w:r>
+      <w:r>
+        <w:rPr>
+          <w:b/>
+          <w:bCs/>
+        </w:rPr>
+        <w:t xml:space="preserve">INTO </w:t>
+      </w:r>
+      <w:proofErr w:type="spellStart"/>
+      <w:r>
+        <w:rPr>
+          <w:b/>
+          <w:bCs/>
+        </w:rPr>
+        <w:t>cust</w:t>
+      </w:r>
+      <w:proofErr w:type="spellEnd"/>
+    </w:p>
+    <w:p>
+      <w:pPr>
+        <w:tabs>
+          <w:tab w:val="left" w:pos="0"/>
+        </w:tabs>
+        <w:rPr>
+          <w:b/>
+          <w:bCs/>
+        </w:rPr>
+      </w:pPr>
+      <w:r>
+        <w:rPr>
+          <w:b/>
+          <w:bCs/>
+        </w:rPr>
+        <w:t xml:space="preserve">    </w:t>
+      </w:r>
+      <w:r>
+        <w:rPr>
+          <w:b/>
+          <w:bCs/>
+          <w:lang w:val="ru-RU"/>
+        </w:rPr>
+        <w:tab/>
+      </w:r>
+      <w:r>
+        <w:rPr>
+          <w:b/>
+          <w:bCs/>
+        </w:rPr>
+        <w:t>FROM customer c</w:t>
+      </w:r>
+    </w:p>
+    <w:p>
+      <w:pPr>
+        <w:tabs>
+          <w:tab w:val="left" w:pos="0"/>
+        </w:tabs>
+        <w:rPr>
+          <w:b/>
+          <w:bCs/>
+        </w:rPr>
+      </w:pPr>
+      <w:r>
+        <w:rPr>
+          <w:b/>
+          <w:bCs/>
+        </w:rPr>
+        <w:t xml:space="preserve">    </w:t>
+      </w:r>
+      <w:r>
+        <w:rPr>
+          <w:b/>
+          <w:bCs/>
+          <w:lang w:val="ru-RU"/>
+        </w:rPr>
+        <w:tab/>
+      </w:r>
+      <w:r>
+        <w:rPr>
+          <w:b/>
+          <w:bCs/>
+        </w:rPr>
+        <w:t xml:space="preserve">WHERE EXISTS (SELECT 1 FROM rental r WHERE </w:t>
+      </w:r>
+      <w:proofErr w:type="spellStart"/>
+      <w:r>
+        <w:rPr>
+          <w:b/>
+          <w:bCs/>
+        </w:rPr>
+        <w:t>r.customer_id</w:t>
+      </w:r>
+      <w:proofErr w:type="spellEnd"/>
+      <w:r>
+        <w:rPr>
+          <w:b/>
+          <w:bCs/>
+        </w:rPr>
+        <w:t xml:space="preserve"> = </w:t>
+      </w:r>
+      <w:proofErr w:type="spellStart"/>
+      <w:r>
+        <w:rPr>
+          <w:b/>
+          <w:bCs/>
+        </w:rPr>
+        <w:t>c.customer_id</w:t>
+      </w:r>
+      <w:proofErr w:type="spellEnd"/>
+      <w:r>
+        <w:rPr>
+          <w:b/>
+          <w:bCs/>
+        </w:rPr>
+        <w:t>)</w:t>
+      </w:r>
+    </w:p>
+    <w:p>
+      <w:pPr>
+        <w:tabs>
+          <w:tab w:val="left" w:pos="0"/>
+        </w:tabs>
+        <w:rPr>
+          <w:b/>
+          <w:bCs/>
+        </w:rPr>
+      </w:pPr>
+      <w:r>
+        <w:rPr>
+          <w:b/>
+          <w:bCs/>
+        </w:rPr>
+        <w:t xml:space="preserve">      </w:t>
+      </w:r>
+      <w:r>
+        <w:rPr>
+          <w:b/>
+          <w:bCs/>
+          <w:lang w:val="ru-RU"/>
+        </w:rPr>
+        <w:tab/>
+      </w:r>
+      <w:r>
+        <w:rPr>
+          <w:b/>
+          <w:bCs/>
+          <w:lang w:val="ru-RU"/>
+        </w:rPr>
+        <w:tab/>
+      </w:r>
+      <w:r>
+        <w:rPr>
+          <w:b/>
+          <w:bCs/>
+        </w:rPr>
+        <w:t xml:space="preserve">AND EXISTS (SELECT 1 FROM payment p WHERE </w:t>
+      </w:r>
+      <w:proofErr w:type="spellStart"/>
+      <w:r>
+        <w:rPr>
+          <w:b/>
+          <w:bCs/>
+        </w:rPr>
+        <w:t>p.customer_id</w:t>
+      </w:r>
+      <w:proofErr w:type="spellEnd"/>
+      <w:r>
+        <w:rPr>
+          <w:b/>
+          <w:bCs/>
+        </w:rPr>
+        <w:t xml:space="preserve"> = </w:t>
+      </w:r>
+      <w:proofErr w:type="spellStart"/>
+      <w:r>
+        <w:rPr>
+          <w:b/>
+          <w:bCs/>
+        </w:rPr>
+        <w:t>c.customer_id</w:t>
+      </w:r>
+      <w:proofErr w:type="spellEnd"/>
+      <w:r>
+        <w:rPr>
+          <w:b/>
+          <w:bCs/>
+        </w:rPr>
+        <w:t>)</w:t>
+      </w:r>
+    </w:p>
+    <w:p>
+      <w:pPr>
+        <w:tabs>
+          <w:tab w:val="left" w:pos="0"/>
+        </w:tabs>
+        <w:rPr>
+          <w:b/>
+          <w:bCs/>
+        </w:rPr>
+      </w:pPr>
+      <w:r>
+        <w:rPr>
+          <w:b/>
+          <w:bCs/>
+        </w:rPr>
+        <w:t xml:space="preserve">    </w:t>
+      </w:r>
+      <w:r>
+        <w:rPr>
+          <w:b/>
+          <w:bCs/>
+          <w:lang w:val="ru-RU"/>
+        </w:rPr>
+        <w:tab/>
+      </w:r>
+      <w:r>
+        <w:rPr>
+          <w:b/>
+          <w:bCs/>
+        </w:rPr>
+        <w:t xml:space="preserve">ORDER BY </w:t>
+      </w:r>
+      <w:proofErr w:type="spellStart"/>
+      <w:r>
+        <w:rPr>
+          <w:b/>
+          <w:bCs/>
+        </w:rPr>
+        <w:t>customer_id</w:t>
+      </w:r>
+      <w:proofErr w:type="spellEnd"/>
+    </w:p>
+    <w:p>
+      <w:pPr>
+        <w:tabs>
+          <w:tab w:val="left" w:pos="0"/>
+        </w:tabs>
+        <w:rPr>
+          <w:b/>
+          <w:bCs/>
+        </w:rPr>
+      </w:pPr>
+      <w:r>
+        <w:rPr>
+          <w:b/>
+          <w:bCs/>
+        </w:rPr>
+        <w:t xml:space="preserve">    </w:t>
+      </w:r>
+      <w:r>
+        <w:rPr>
+          <w:b/>
+          <w:bCs/>
+          <w:lang w:val="ru-RU"/>
+        </w:rPr>
+        <w:tab/>
+      </w:r>
+      <w:r>
+        <w:rPr>
+          <w:b/>
+          <w:bCs/>
+        </w:rPr>
+        <w:t>LIMIT 1;</w:t>
+      </w:r>
+    </w:p>
+    <w:p>
+      <w:pPr>
+        <w:tabs>
+          <w:tab w:val="left" w:pos="0"/>
+        </w:tabs>
+        <w:rPr>
+          <w:b/>
+          <w:bCs/>
+          <w:lang w:val="ru-RU"/>
+        </w:rPr>
+      </w:pPr>
+      <w:r>
+        <w:rPr>
+          <w:b/>
+          <w:bCs/>
+        </w:rPr>
+        <w:t xml:space="preserve">    </w:t>
+      </w:r>
+      <w:r>
+        <w:rPr>
+          <w:b/>
+          <w:bCs/>
+          <w:lang w:val="ru-RU"/>
+        </w:rPr>
+        <w:tab/>
+      </w:r>
+      <w:proofErr w:type="spellStart"/>
+      <w:r>
+        <w:rPr>
+          <w:b/>
+          <w:bCs/>
+        </w:rPr>
+        <w:t>role_name</w:t>
+      </w:r>
+      <w:proofErr w:type="spellEnd"/>
+      <w:r>
+        <w:rPr>
+          <w:b/>
+          <w:bCs/>
+        </w:rPr>
+        <w:t xml:space="preserve"> := lower('client_' || </w:t>
+      </w:r>
+      <w:proofErr w:type="spellStart"/>
+      <w:r>
+        <w:rPr>
+          <w:b/>
+          <w:bCs/>
+        </w:rPr>
+        <w:t>cust.first_name</w:t>
+      </w:r>
+      <w:proofErr w:type="spellEnd"/>
+      <w:r>
+        <w:rPr>
+          <w:b/>
+          <w:bCs/>
+        </w:rPr>
+        <w:t xml:space="preserve"> || '_' || </w:t>
+      </w:r>
+      <w:proofErr w:type="spellStart"/>
+      <w:r>
+        <w:rPr>
+          <w:b/>
+          <w:bCs/>
+        </w:rPr>
+        <w:t>cust.last_name</w:t>
+      </w:r>
+      <w:proofErr w:type="spellEnd"/>
+      <w:r>
+        <w:rPr>
+          <w:b/>
+          <w:bCs/>
+        </w:rPr>
+        <w:t>);</w:t>
+      </w:r>
+    </w:p>
+    <w:p>
+      <w:pPr>
+        <w:tabs>
+          <w:tab w:val="left" w:pos="0"/>
+        </w:tabs>
+        <w:rPr>
+          <w:b/>
+          <w:bCs/>
+        </w:rPr>
+      </w:pPr>
+      <w:r>
+        <w:rPr>
+          <w:b/>
+          <w:bCs/>
+        </w:rPr>
+        <w:t xml:space="preserve">    </w:t>
+      </w:r>
+      <w:r>
+        <w:rPr>
+          <w:b/>
+          <w:bCs/>
+          <w:lang w:val="ru-RU"/>
+        </w:rPr>
+        <w:tab/>
+      </w:r>
+      <w:r>
+        <w:rPr>
+          <w:b/>
+          <w:bCs/>
+        </w:rPr>
+        <w:t>EXECUTE</w:t>
+      </w:r>
+    </w:p>
+    <w:p>
+      <w:pPr>
+        <w:tabs>
+          <w:tab w:val="left" w:pos="0"/>
+        </w:tabs>
+        <w:rPr>
+          <w:b/>
+          <w:bCs/>
+          <w:lang w:val="ru-RU"/>
+        </w:rPr>
+      </w:pPr>
+      <w:r>
+        <w:rPr>
+          <w:b/>
+          <w:bCs/>
+        </w:rPr>
+        <w:t xml:space="preserve">       </w:t>
+      </w:r>
+      <w:r>
+        <w:rPr>
+          <w:b/>
+          <w:bCs/>
+          <w:lang w:val="ru-RU"/>
+        </w:rPr>
+        <w:tab/>
+      </w:r>
+      <w:r>
+        <w:rPr>
+          <w:b/>
+          <w:bCs/>
+          <w:lang w:val="ru-RU"/>
+        </w:rPr>
+        <w:tab/>
+      </w:r>
+      <w:r>
+        <w:rPr>
+          <w:b/>
+          <w:bCs/>
+        </w:rPr>
+        <w:t xml:space="preserve"> 'GRANT USAGE ON SCHEMA access TO ' || </w:t>
+      </w:r>
+      <w:proofErr w:type="spellStart"/>
+      <w:r>
+        <w:rPr>
+          <w:b/>
+          <w:bCs/>
+        </w:rPr>
+        <w:t>quote_ident</w:t>
+      </w:r>
+      <w:proofErr w:type="spellEnd"/>
+      <w:r>
+        <w:rPr>
+          <w:b/>
+          <w:bCs/>
+        </w:rPr>
+        <w:t>(</w:t>
+      </w:r>
+      <w:proofErr w:type="spellStart"/>
+      <w:r>
+        <w:rPr>
+          <w:b/>
+          <w:bCs/>
+        </w:rPr>
+        <w:t>role_name</w:t>
+      </w:r>
+      <w:proofErr w:type="spellEnd"/>
+      <w:r>
+        <w:rPr>
+          <w:b/>
+          <w:bCs/>
+        </w:rPr>
+        <w:t>);</w:t>
+      </w:r>
+    </w:p>
+    <w:p>
+      <w:pPr>
+        <w:tabs>
+          <w:tab w:val="left" w:pos="0"/>
+        </w:tabs>
+        <w:rPr>
+          <w:b/>
+          <w:bCs/>
+        </w:rPr>
+      </w:pPr>
+      <w:r>
+        <w:rPr>
+          <w:b/>
+          <w:bCs/>
+        </w:rPr>
+        <w:t xml:space="preserve">   </w:t>
+      </w:r>
+      <w:r>
+        <w:rPr>
+          <w:b/>
+          <w:bCs/>
+          <w:lang w:val="ru-RU"/>
+        </w:rPr>
+        <w:tab/>
+      </w:r>
+      <w:r>
+        <w:rPr>
+          <w:b/>
+          <w:bCs/>
+        </w:rPr>
+        <w:t xml:space="preserve"> EXECUTE </w:t>
+      </w:r>
+    </w:p>
+    <w:p>
+      <w:pPr>
+        <w:tabs>
+          <w:tab w:val="left" w:pos="0"/>
+        </w:tabs>
+        <w:rPr>
+          <w:b/>
+          <w:bCs/>
+        </w:rPr>
+      </w:pPr>
+      <w:r>
+        <w:rPr>
+          <w:b/>
+          <w:bCs/>
+        </w:rPr>
+        <w:t xml:space="preserve">       </w:t>
+      </w:r>
+      <w:r>
+        <w:rPr>
+          <w:b/>
+          <w:bCs/>
+          <w:lang w:val="ru-RU"/>
+        </w:rPr>
+        <w:tab/>
+      </w:r>
+      <w:r>
+        <w:rPr>
+          <w:b/>
+          <w:bCs/>
+          <w:lang w:val="ru-RU"/>
+        </w:rPr>
+        <w:tab/>
+      </w:r>
+      <w:r>
+        <w:rPr>
+          <w:b/>
+          <w:bCs/>
+        </w:rPr>
+        <w:t xml:space="preserve"> 'GRANT EXECUTE ON FUNCTION </w:t>
+      </w:r>
+      <w:proofErr w:type="spellStart"/>
+      <w:r>
+        <w:rPr>
+          <w:b/>
+          <w:bCs/>
+        </w:rPr>
+        <w:t>access.current_customer_id</w:t>
+      </w:r>
+      <w:proofErr w:type="spellEnd"/>
+      <w:r>
+        <w:rPr>
+          <w:b/>
+          <w:bCs/>
+        </w:rPr>
+        <w:t>() TO '</w:t>
+      </w:r>
+    </w:p>
+    <w:p>
+      <w:pPr>
+        <w:tabs>
+          <w:tab w:val="left" w:pos="0"/>
+        </w:tabs>
+        <w:rPr>
+          <w:b/>
+          <w:bCs/>
+          <w:lang w:val="ru-RU"/>
+        </w:rPr>
+      </w:pPr>
+      <w:r>
+        <w:rPr>
+          <w:b/>
+          <w:bCs/>
+        </w:rPr>
+        <w:t xml:space="preserve">        </w:t>
+      </w:r>
+      <w:r>
+        <w:rPr>
+          <w:b/>
+          <w:bCs/>
+          <w:lang w:val="ru-RU"/>
+        </w:rPr>
+        <w:tab/>
+      </w:r>
+      <w:r>
+        <w:rPr>
+          <w:b/>
+          <w:bCs/>
+          <w:lang w:val="ru-RU"/>
+        </w:rPr>
+        <w:tab/>
+      </w:r>
+      <w:r>
+        <w:rPr>
+          <w:b/>
+          <w:bCs/>
+        </w:rPr>
+        <w:t xml:space="preserve">|| </w:t>
+      </w:r>
+      <w:proofErr w:type="spellStart"/>
+      <w:r>
+        <w:rPr>
+          <w:b/>
+          <w:bCs/>
+        </w:rPr>
+        <w:t>quote_ident</w:t>
+      </w:r>
+      <w:proofErr w:type="spellEnd"/>
+      <w:r>
+        <w:rPr>
+          <w:b/>
+          <w:bCs/>
+        </w:rPr>
+        <w:t>(</w:t>
+      </w:r>
+      <w:proofErr w:type="spellStart"/>
+      <w:r>
+        <w:rPr>
+          <w:b/>
+          <w:bCs/>
+        </w:rPr>
+        <w:t>role_name</w:t>
+      </w:r>
+      <w:proofErr w:type="spellEnd"/>
+      <w:r>
+        <w:rPr>
+          <w:b/>
+          <w:bCs/>
+        </w:rPr>
+        <w:t>);</w:t>
+      </w:r>
+    </w:p>
+    <w:p>
+      <w:pPr>
+        <w:tabs>
+          <w:tab w:val="left" w:pos="0"/>
+        </w:tabs>
+        <w:rPr>
+          <w:b/>
+          <w:bCs/>
+        </w:rPr>
+      </w:pPr>
+      <w:r>
+        <w:rPr>
+          <w:b/>
+          <w:bCs/>
+        </w:rPr>
+        <w:t>END $$;</w:t>
+      </w:r>
+    </w:p>
+    <w:p>
+      <w:pPr>
+        <w:ind w:left="720"/>
+      </w:pPr>
     </w:p>
     <w:p/>
     <w:sectPr>
